--- a/HTML/iframe/07 - Request For Information (R.F.I)/RFI.docx
+++ b/HTML/iframe/07 - Request For Information (R.F.I)/RFI.docx
@@ -6,7 +6,7 @@
       <w:tblPr>
         <w:tblStyle w:val="TableGrid"/>
         <w:tblpPr w:leftFromText="180" w:rightFromText="180" w:vertAnchor="text" w:horzAnchor="margin" w:tblpX="-257" w:tblpY="471"/>
-        <w:tblW w:w="10980" w:type="dxa"/>
+        <w:tblW w:w="11079" w:type="dxa"/>
         <w:tblBorders>
           <w:insideH w:val="none" w:sz="0" w:space="0" w:color="auto"/>
           <w:insideV w:val="none" w:sz="0" w:space="0" w:color="auto"/>
@@ -15,18 +15,18 @@
         <w:tblLook w:val="01E0" w:firstRow="1" w:lastRow="1" w:firstColumn="1" w:lastColumn="1" w:noHBand="0" w:noVBand="0"/>
       </w:tblPr>
       <w:tblGrid>
-        <w:gridCol w:w="3150"/>
-        <w:gridCol w:w="2582"/>
-        <w:gridCol w:w="45"/>
-        <w:gridCol w:w="5203"/>
+        <w:gridCol w:w="3178"/>
+        <w:gridCol w:w="2605"/>
+        <w:gridCol w:w="46"/>
+        <w:gridCol w:w="5250"/>
       </w:tblGrid>
       <w:tr>
         <w:trPr>
-          <w:trHeight w:val="1358"/>
+          <w:trHeight w:val="1501"/>
         </w:trPr>
         <w:tc>
           <w:tcPr>
-            <w:tcW w:w="5732" w:type="dxa"/>
+            <w:tcW w:w="5783" w:type="dxa"/>
             <w:gridSpan w:val="2"/>
             <w:tcBorders>
               <w:top w:val="single" w:sz="4" w:space="0" w:color="000000" w:themeColor="text1"/>
@@ -52,7 +52,18 @@
                 <w:sz w:val="20"/>
                 <w:szCs w:val="20"/>
               </w:rPr>
-              <w:t xml:space="preserve">Project Name: </w:t>
+              <w:t>Project Name</w:t>
+            </w:r>
+            <w:proofErr w:type="gramStart"/>
+            <w:r>
+              <w:rPr>
+                <w:rFonts w:cstheme="minorHAnsi"/>
+                <w:b/>
+                <w:bCs/>
+                <w:sz w:val="20"/>
+                <w:szCs w:val="20"/>
+              </w:rPr>
+              <w:t xml:space="preserve">: </w:t>
             </w:r>
             <w:r>
               <w:rPr>
@@ -62,7 +73,18 @@
                 <w:sz w:val="20"/>
                 <w:szCs w:val="20"/>
               </w:rPr>
-              <w:t xml:space="preserve">: </w:t>
+              <w:t>:</w:t>
+            </w:r>
+            <w:proofErr w:type="gramEnd"/>
+            <w:r>
+              <w:rPr>
+                <w:rFonts w:ascii="Times New Roman" w:hAnsi="Times New Roman" w:cs="Times New Roman"/>
+                <w:b/>
+                <w:bCs/>
+                <w:sz w:val="20"/>
+                <w:szCs w:val="20"/>
+              </w:rPr>
+              <w:t xml:space="preserve"> </w:t>
             </w:r>
           </w:p>
           <w:p>
@@ -83,8 +105,20 @@
                 <w:sz w:val="20"/>
                 <w:szCs w:val="20"/>
               </w:rPr>
-              <w:t>Employer     :</w:t>
-            </w:r>
+              <w:t xml:space="preserve">Employer   </w:t>
+            </w:r>
+            <w:proofErr w:type="gramStart"/>
+            <w:r>
+              <w:rPr>
+                <w:rFonts w:cstheme="minorHAnsi"/>
+                <w:b/>
+                <w:bCs/>
+                <w:sz w:val="20"/>
+                <w:szCs w:val="20"/>
+              </w:rPr>
+              <w:t xml:space="preserve">  :</w:t>
+            </w:r>
+            <w:proofErr w:type="gramEnd"/>
             <w:r>
               <w:rPr>
                 <w:rFonts w:ascii="Times New Roman" w:hAnsi="Times New Roman" w:cs="Times New Roman"/>
@@ -114,8 +148,20 @@
                 <w:sz w:val="20"/>
                 <w:szCs w:val="20"/>
               </w:rPr>
-              <w:t>Consultant    :</w:t>
-            </w:r>
+              <w:t xml:space="preserve">Consultant  </w:t>
+            </w:r>
+            <w:proofErr w:type="gramStart"/>
+            <w:r>
+              <w:rPr>
+                <w:rFonts w:cstheme="minorHAnsi"/>
+                <w:b/>
+                <w:bCs/>
+                <w:sz w:val="20"/>
+                <w:szCs w:val="20"/>
+              </w:rPr>
+              <w:t xml:space="preserve">  :</w:t>
+            </w:r>
+            <w:proofErr w:type="gramEnd"/>
             <w:r>
               <w:rPr>
                 <w:rFonts w:eastAsia="Calibri" w:cstheme="minorHAnsi"/>
@@ -143,8 +189,20 @@
                 <w:sz w:val="20"/>
                 <w:szCs w:val="20"/>
               </w:rPr>
-              <w:t>Contractor     :</w:t>
-            </w:r>
+              <w:t xml:space="preserve">Contractor   </w:t>
+            </w:r>
+            <w:proofErr w:type="gramStart"/>
+            <w:r>
+              <w:rPr>
+                <w:rFonts w:cstheme="minorHAnsi"/>
+                <w:b/>
+                <w:bCs/>
+                <w:sz w:val="20"/>
+                <w:szCs w:val="20"/>
+              </w:rPr>
+              <w:t xml:space="preserve">  :</w:t>
+            </w:r>
+            <w:proofErr w:type="gramEnd"/>
             <w:r>
               <w:rPr>
                 <w:rFonts w:eastAsia="Calibri" w:cstheme="minorHAnsi"/>
@@ -157,7 +215,7 @@
         </w:tc>
         <w:tc>
           <w:tcPr>
-            <w:tcW w:w="5248" w:type="dxa"/>
+            <w:tcW w:w="5295" w:type="dxa"/>
             <w:gridSpan w:val="2"/>
             <w:tcBorders>
               <w:top w:val="single" w:sz="4" w:space="0" w:color="000000" w:themeColor="text1"/>
@@ -183,8 +241,20 @@
                 <w:sz w:val="20"/>
                 <w:szCs w:val="20"/>
               </w:rPr>
-              <w:t>Package      :</w:t>
-            </w:r>
+              <w:t xml:space="preserve">Package    </w:t>
+            </w:r>
+            <w:proofErr w:type="gramStart"/>
+            <w:r>
+              <w:rPr>
+                <w:rFonts w:cstheme="minorHAnsi"/>
+                <w:b/>
+                <w:bCs/>
+                <w:sz w:val="20"/>
+                <w:szCs w:val="20"/>
+              </w:rPr>
+              <w:t xml:space="preserve">  :</w:t>
+            </w:r>
+            <w:proofErr w:type="gramEnd"/>
             <w:r>
               <w:rPr>
                 <w:rFonts w:cstheme="minorHAnsi"/>
@@ -212,8 +282,20 @@
                 <w:sz w:val="20"/>
                 <w:szCs w:val="20"/>
               </w:rPr>
-              <w:t>Phase          :</w:t>
-            </w:r>
+              <w:t xml:space="preserve">Phase        </w:t>
+            </w:r>
+            <w:proofErr w:type="gramStart"/>
+            <w:r>
+              <w:rPr>
+                <w:rFonts w:cstheme="minorHAnsi"/>
+                <w:b/>
+                <w:bCs/>
+                <w:sz w:val="20"/>
+                <w:szCs w:val="20"/>
+              </w:rPr>
+              <w:t xml:space="preserve">  :</w:t>
+            </w:r>
+            <w:proofErr w:type="gramEnd"/>
             <w:r>
               <w:rPr>
                 <w:rFonts w:cstheme="minorHAnsi"/>
@@ -289,11 +371,11 @@
           <w:tblLook w:val="04A0" w:firstRow="1" w:lastRow="0" w:firstColumn="1" w:lastColumn="0" w:noHBand="0" w:noVBand="1"/>
         </w:tblPrEx>
         <w:trPr>
-          <w:trHeight w:val="320"/>
+          <w:trHeight w:val="353"/>
         </w:trPr>
         <w:tc>
           <w:tcPr>
-            <w:tcW w:w="5732" w:type="dxa"/>
+            <w:tcW w:w="5783" w:type="dxa"/>
             <w:gridSpan w:val="2"/>
             <w:tcBorders>
               <w:top w:val="single" w:sz="4" w:space="0" w:color="000000" w:themeColor="text1"/>
@@ -313,8 +395,9 @@
                 <w:b/>
                 <w:bCs/>
               </w:rPr>
-              <w:t xml:space="preserve">Date    </w:t>
-            </w:r>
+              <w:t xml:space="preserve">Date   </w:t>
+            </w:r>
+            <w:proofErr w:type="gramStart"/>
             <w:r>
               <w:rPr>
                 <w:rFonts w:asciiTheme="minorHAnsi" w:hAnsiTheme="minorHAnsi" w:cstheme="minorHAnsi"/>
@@ -329,8 +412,17 @@
                 <w:b/>
                 <w:bCs/>
               </w:rPr>
+              <w:t xml:space="preserve"> </w:t>
+            </w:r>
+            <w:r>
+              <w:rPr>
+                <w:rFonts w:asciiTheme="minorHAnsi" w:hAnsiTheme="minorHAnsi" w:cstheme="minorHAnsi"/>
+                <w:b/>
+                <w:bCs/>
+              </w:rPr>
               <w:t>:</w:t>
             </w:r>
+            <w:proofErr w:type="gramEnd"/>
             <w:r>
               <w:rPr>
                 <w:rFonts w:asciiTheme="minorHAnsi" w:hAnsiTheme="minorHAnsi" w:cstheme="minorHAnsi"/>
@@ -343,7 +435,7 @@
         </w:tc>
         <w:tc>
           <w:tcPr>
-            <w:tcW w:w="5248" w:type="dxa"/>
+            <w:tcW w:w="5295" w:type="dxa"/>
             <w:gridSpan w:val="2"/>
             <w:tcBorders>
               <w:top w:val="single" w:sz="4" w:space="0" w:color="000000" w:themeColor="text1"/>
@@ -365,11 +457,11 @@
           <w:tblLook w:val="04A0" w:firstRow="1" w:lastRow="0" w:firstColumn="1" w:lastColumn="0" w:noHBand="0" w:noVBand="1"/>
         </w:tblPrEx>
         <w:trPr>
-          <w:trHeight w:val="432"/>
+          <w:trHeight w:val="477"/>
         </w:trPr>
         <w:tc>
           <w:tcPr>
-            <w:tcW w:w="10980" w:type="dxa"/>
+            <w:tcW w:w="11079" w:type="dxa"/>
             <w:gridSpan w:val="4"/>
             <w:tcBorders>
               <w:top w:val="nil"/>
@@ -446,11 +538,11 @@
           <w:tblLook w:val="04A0" w:firstRow="1" w:lastRow="0" w:firstColumn="1" w:lastColumn="0" w:noHBand="0" w:noVBand="1"/>
         </w:tblPrEx>
         <w:trPr>
-          <w:trHeight w:val="797"/>
+          <w:trHeight w:val="881"/>
         </w:trPr>
         <w:tc>
           <w:tcPr>
-            <w:tcW w:w="3150" w:type="dxa"/>
+            <w:tcW w:w="3178" w:type="dxa"/>
             <w:tcBorders>
               <w:top w:val="nil"/>
               <w:left w:val="single" w:sz="4" w:space="0" w:color="auto"/>
@@ -490,7 +582,7 @@
         </w:tc>
         <w:tc>
           <w:tcPr>
-            <w:tcW w:w="7830" w:type="dxa"/>
+            <w:tcW w:w="7900" w:type="dxa"/>
             <w:gridSpan w:val="3"/>
             <w:tcBorders>
               <w:top w:val="nil"/>
@@ -833,11 +925,11 @@
           <w:tblLook w:val="04A0" w:firstRow="1" w:lastRow="0" w:firstColumn="1" w:lastColumn="0" w:noHBand="0" w:noVBand="1"/>
         </w:tblPrEx>
         <w:trPr>
-          <w:trHeight w:val="360"/>
+          <w:trHeight w:val="398"/>
         </w:trPr>
         <w:tc>
           <w:tcPr>
-            <w:tcW w:w="3150" w:type="dxa"/>
+            <w:tcW w:w="3178" w:type="dxa"/>
             <w:tcBorders>
               <w:top w:val="nil"/>
               <w:left w:val="single" w:sz="4" w:space="0" w:color="auto"/>
@@ -860,7 +952,7 @@
         </w:tc>
         <w:tc>
           <w:tcPr>
-            <w:tcW w:w="7830" w:type="dxa"/>
+            <w:tcW w:w="7900" w:type="dxa"/>
             <w:gridSpan w:val="3"/>
             <w:tcBorders>
               <w:top w:val="nil"/>
@@ -1146,11 +1238,11 @@
           <w:tblLook w:val="04A0" w:firstRow="1" w:lastRow="0" w:firstColumn="1" w:lastColumn="0" w:noHBand="0" w:noVBand="1"/>
         </w:tblPrEx>
         <w:trPr>
-          <w:trHeight w:val="2508"/>
+          <w:trHeight w:val="2773"/>
         </w:trPr>
         <w:tc>
           <w:tcPr>
-            <w:tcW w:w="10980" w:type="dxa"/>
+            <w:tcW w:w="11079" w:type="dxa"/>
             <w:gridSpan w:val="4"/>
             <w:tcBorders>
               <w:top w:val="nil"/>
@@ -1403,11 +1495,11 @@
           <w:tblLook w:val="04A0" w:firstRow="1" w:lastRow="0" w:firstColumn="1" w:lastColumn="0" w:noHBand="0" w:noVBand="1"/>
         </w:tblPrEx>
         <w:trPr>
-          <w:trHeight w:val="978"/>
+          <w:trHeight w:val="1081"/>
         </w:trPr>
         <w:tc>
           <w:tcPr>
-            <w:tcW w:w="5777" w:type="dxa"/>
+            <w:tcW w:w="5829" w:type="dxa"/>
             <w:gridSpan w:val="3"/>
             <w:tcBorders>
               <w:top w:val="nil"/>
@@ -1433,6 +1525,7 @@
               </w:rPr>
               <w:t>Attachments</w:t>
             </w:r>
+            <w:proofErr w:type="gramStart"/>
             <w:r>
               <w:rPr>
                 <w:rFonts w:asciiTheme="minorHAnsi" w:eastAsia="Calibri" w:hAnsiTheme="minorHAnsi" w:cstheme="minorHAnsi"/>
@@ -1445,11 +1538,12 @@
               </w:rPr>
               <w:t>.</w:t>
             </w:r>
+            <w:proofErr w:type="gramEnd"/>
           </w:p>
         </w:tc>
         <w:tc>
           <w:tcPr>
-            <w:tcW w:w="5203" w:type="dxa"/>
+            <w:tcW w:w="5249" w:type="dxa"/>
             <w:tcBorders>
               <w:top w:val="nil"/>
               <w:left w:val="nil"/>
@@ -1626,11 +1720,11 @@
           <w:tblLook w:val="04A0" w:firstRow="1" w:lastRow="0" w:firstColumn="1" w:lastColumn="0" w:noHBand="0" w:noVBand="1"/>
         </w:tblPrEx>
         <w:trPr>
-          <w:trHeight w:val="360"/>
+          <w:trHeight w:val="398"/>
         </w:trPr>
         <w:tc>
           <w:tcPr>
-            <w:tcW w:w="10980" w:type="dxa"/>
+            <w:tcW w:w="11079" w:type="dxa"/>
             <w:gridSpan w:val="4"/>
             <w:tcBorders>
               <w:top w:val="single" w:sz="4" w:space="0" w:color="auto"/>
@@ -1760,11 +1854,11 @@
           <w:tblLook w:val="04A0" w:firstRow="1" w:lastRow="0" w:firstColumn="1" w:lastColumn="0" w:noHBand="0" w:noVBand="1"/>
         </w:tblPrEx>
         <w:trPr>
-          <w:trHeight w:val="1978"/>
+          <w:trHeight w:val="2187"/>
         </w:trPr>
         <w:tc>
           <w:tcPr>
-            <w:tcW w:w="10980" w:type="dxa"/>
+            <w:tcW w:w="11079" w:type="dxa"/>
             <w:gridSpan w:val="4"/>
             <w:tcBorders>
               <w:top w:val="nil"/>
@@ -2088,186 +2182,268 @@
 
 <file path=word/footer1.xml><?xml version="1.0" encoding="utf-8"?>
 <w:ftr xmlns:wpc="http://schemas.microsoft.com/office/word/2010/wordprocessingCanvas" xmlns:cx="http://schemas.microsoft.com/office/drawing/2014/chartex" xmlns:cx1="http://schemas.microsoft.com/office/drawing/2015/9/8/chartex" xmlns:cx2="http://schemas.microsoft.com/office/drawing/2015/10/21/chartex" xmlns:cx3="http://schemas.microsoft.com/office/drawing/2016/5/9/chartex" xmlns:cx4="http://schemas.microsoft.com/office/drawing/2016/5/10/chartex" xmlns:cx5="http://schemas.microsoft.com/office/drawing/2016/5/11/chartex" xmlns:cx6="http://schemas.microsoft.com/office/drawing/2016/5/12/chartex" xmlns:cx7="http://schemas.microsoft.com/office/drawing/2016/5/13/chartex" xmlns:cx8="http://schemas.microsoft.com/office/drawing/2016/5/14/chartex" xmlns:mc="http://schemas.openxmlformats.org/markup-compatibility/2006" xmlns:aink="http://schemas.microsoft.com/office/drawing/2016/ink" xmlns:am3d="http://schemas.microsoft.com/office/drawing/2017/model3d" xmlns:o="urn:schemas-microsoft-com:office:office" xmlns:oel="http://schemas.microsoft.com/office/2019/extlst" xmlns:r="http://schemas.openxmlformats.org/officeDocument/2006/relationships" xmlns:m="http://schemas.openxmlformats.org/officeDocument/2006/math" xmlns:v="urn:schemas-microsoft-com:vml" xmlns:wp14="http://schemas.microsoft.com/office/word/2010/wordprocessingDrawing" xmlns:wp="http://schemas.openxmlformats.org/drawingml/2006/wordprocessingDrawing" xmlns:w10="urn:schemas-microsoft-com:office:word" xmlns:w="http://schemas.openxmlformats.org/wordprocessingml/2006/main" xmlns:w14="http://schemas.microsoft.com/office/word/2010/wordml" xmlns:w15="http://schemas.microsoft.com/office/word/2012/wordml" xmlns:w16cex="http://schemas.microsoft.com/office/word/2018/wordml/cex" xmlns:w16cid="http://schemas.microsoft.com/office/word/2016/wordml/cid" xmlns:w16="http://schemas.microsoft.com/office/word/2018/wordml" xmlns:w16du="http://schemas.microsoft.com/office/word/2023/wordml/word16du" xmlns:w16sdtdh="http://schemas.microsoft.com/office/word/2020/wordml/sdtdatahash" xmlns:w16sdtfl="http://schemas.microsoft.com/office/word/2024/wordml/sdtformatlock" xmlns:w16se="http://schemas.microsoft.com/office/word/2015/wordml/symex" xmlns:wpg="http://schemas.microsoft.com/office/word/2010/wordprocessingGroup" xmlns:wpi="http://schemas.microsoft.com/office/word/2010/wordprocessingInk" xmlns:wne="http://schemas.microsoft.com/office/word/2006/wordml" xmlns:wps="http://schemas.microsoft.com/office/word/2010/wordprocessingShape" mc:Ignorable="w14 w15 w16se w16cid w16 w16cex w16sdtdh w16sdtfl w16du wp14">
-  <w:sdt>
-    <w:sdtPr>
+  <w:p>
+    <w:pPr>
+      <w:jc w:val="center"/>
       <w:rPr>
         <w:rFonts w:asciiTheme="minorHAnsi" w:eastAsiaTheme="minorHAnsi" w:hAnsiTheme="minorHAnsi" w:cstheme="minorBidi"/>
-        <w:sz w:val="22"/>
-        <w:szCs w:val="22"/>
-        <w:lang w:bidi="en-US"/>
+        <w:noProof/>
+        <w:color w:val="1F497D" w:themeColor="text2"/>
+        <w:sz w:val="40"/>
+        <w:szCs w:val="40"/>
       </w:rPr>
-      <w:id w:val="-2046978010"/>
-      <w:docPartObj>
-        <w:docPartGallery w:val="Page Numbers (Bottom of Page)"/>
-        <w:docPartUnique/>
-      </w:docPartObj>
-    </w:sdtPr>
-    <w:sdtContent>
-      <w:sdt>
-        <w:sdtPr>
-          <w:rPr>
-            <w:rFonts w:asciiTheme="minorHAnsi" w:eastAsiaTheme="minorHAnsi" w:hAnsiTheme="minorHAnsi" w:cstheme="minorBidi"/>
-            <w:sz w:val="22"/>
-            <w:szCs w:val="22"/>
-            <w:lang w:bidi="en-US"/>
-          </w:rPr>
-          <w:id w:val="-1769616900"/>
-          <w:docPartObj>
-            <w:docPartGallery w:val="Page Numbers (Top of Page)"/>
-            <w:docPartUnique/>
-          </w:docPartObj>
-        </w:sdtPr>
-        <w:sdtContent>
-          <w:p>
-            <w:pPr>
-              <w:spacing w:before="120" w:after="200"/>
-              <w:outlineLvl w:val="0"/>
-              <w:rPr>
-                <w:rFonts w:asciiTheme="minorHAnsi" w:hAnsiTheme="minorHAnsi" w:cstheme="minorHAnsi"/>
-                <w:sz w:val="18"/>
-                <w:szCs w:val="18"/>
-              </w:rPr>
-            </w:pPr>
-          </w:p>
-          <w:p>
-            <w:pPr>
-              <w:pStyle w:val="Footer"/>
-              <w:ind w:right="188"/>
-              <w:jc w:val="right"/>
-            </w:pPr>
-            <w:r>
-              <w:rPr>
-                <w:rFonts w:asciiTheme="minorBidi" w:hAnsiTheme="minorBidi"/>
-                <w:sz w:val="16"/>
-                <w:szCs w:val="16"/>
-              </w:rPr>
-              <w:t xml:space="preserve">Page </w:t>
-            </w:r>
-            <w:r>
-              <w:rPr>
-                <w:rFonts w:asciiTheme="minorBidi" w:hAnsiTheme="minorBidi"/>
-                <w:b/>
-                <w:bCs/>
-                <w:sz w:val="16"/>
-                <w:szCs w:val="16"/>
-              </w:rPr>
-              <w:fldChar w:fldCharType="begin"/>
-            </w:r>
-            <w:r>
-              <w:rPr>
-                <w:rFonts w:asciiTheme="minorBidi" w:hAnsiTheme="minorBidi"/>
-                <w:b/>
-                <w:bCs/>
-                <w:sz w:val="16"/>
-                <w:szCs w:val="16"/>
-              </w:rPr>
-              <w:instrText xml:space="preserve"> PAGE </w:instrText>
-            </w:r>
-            <w:r>
-              <w:rPr>
-                <w:rFonts w:asciiTheme="minorBidi" w:hAnsiTheme="minorBidi"/>
-                <w:b/>
-                <w:bCs/>
-                <w:sz w:val="16"/>
-                <w:szCs w:val="16"/>
-              </w:rPr>
-              <w:fldChar w:fldCharType="separate"/>
-            </w:r>
-            <w:r>
-              <w:rPr>
-                <w:rFonts w:asciiTheme="minorBidi" w:hAnsiTheme="minorBidi"/>
-                <w:b/>
-                <w:bCs/>
-                <w:noProof/>
-                <w:sz w:val="16"/>
-                <w:szCs w:val="16"/>
-              </w:rPr>
-              <w:t>1</w:t>
-            </w:r>
-            <w:r>
-              <w:rPr>
-                <w:rFonts w:asciiTheme="minorBidi" w:hAnsiTheme="minorBidi"/>
-                <w:b/>
-                <w:bCs/>
-                <w:sz w:val="16"/>
-                <w:szCs w:val="16"/>
-              </w:rPr>
-              <w:fldChar w:fldCharType="end"/>
-            </w:r>
-            <w:r>
-              <w:rPr>
-                <w:rFonts w:asciiTheme="minorBidi" w:hAnsiTheme="minorBidi"/>
-                <w:sz w:val="16"/>
-                <w:szCs w:val="16"/>
-              </w:rPr>
-              <w:t xml:space="preserve"> of </w:t>
-            </w:r>
-            <w:r>
-              <w:rPr>
-                <w:rFonts w:asciiTheme="minorBidi" w:hAnsiTheme="minorBidi"/>
-                <w:b/>
-                <w:bCs/>
-                <w:sz w:val="16"/>
-                <w:szCs w:val="16"/>
-              </w:rPr>
-              <w:fldChar w:fldCharType="begin"/>
-            </w:r>
-            <w:r>
-              <w:rPr>
-                <w:rFonts w:asciiTheme="minorBidi" w:hAnsiTheme="minorBidi"/>
-                <w:b/>
-                <w:bCs/>
-                <w:sz w:val="16"/>
-                <w:szCs w:val="16"/>
-              </w:rPr>
-              <w:instrText xml:space="preserve"> NUMPAGES  </w:instrText>
-            </w:r>
-            <w:r>
-              <w:rPr>
-                <w:rFonts w:asciiTheme="minorBidi" w:hAnsiTheme="minorBidi"/>
-                <w:b/>
-                <w:bCs/>
-                <w:sz w:val="16"/>
-                <w:szCs w:val="16"/>
-              </w:rPr>
-              <w:fldChar w:fldCharType="separate"/>
-            </w:r>
-            <w:r>
-              <w:rPr>
-                <w:rFonts w:asciiTheme="minorBidi" w:hAnsiTheme="minorBidi"/>
-                <w:b/>
-                <w:bCs/>
-                <w:noProof/>
-                <w:sz w:val="16"/>
-                <w:szCs w:val="16"/>
-              </w:rPr>
-              <w:t>1</w:t>
-            </w:r>
-            <w:r>
-              <w:rPr>
-                <w:rFonts w:asciiTheme="minorBidi" w:hAnsiTheme="minorBidi"/>
-                <w:b/>
-                <w:bCs/>
-                <w:sz w:val="16"/>
-                <w:szCs w:val="16"/>
-              </w:rPr>
-              <w:fldChar w:fldCharType="end"/>
-            </w:r>
-          </w:p>
-        </w:sdtContent>
-      </w:sdt>
-    </w:sdtContent>
-  </w:sdt>
+    </w:pPr>
+    <w:r>
+      <w:rPr>
+        <w:noProof/>
+        <w:color w:val="1F497D" w:themeColor="text2"/>
+        <w:sz w:val="44"/>
+        <w:szCs w:val="44"/>
+      </w:rPr>
+      <w:drawing>
+        <wp:anchor distT="0" distB="0" distL="114300" distR="114300" simplePos="0" relativeHeight="251667456" behindDoc="1" locked="0" layoutInCell="1" allowOverlap="1" wp14:anchorId="31B35F19" wp14:editId="49540ECF">
+          <wp:simplePos x="0" y="0"/>
+          <wp:positionH relativeFrom="margin">
+            <wp:posOffset>5443220</wp:posOffset>
+          </wp:positionH>
+          <wp:positionV relativeFrom="paragraph">
+            <wp:posOffset>-373380</wp:posOffset>
+          </wp:positionV>
+          <wp:extent cx="1242060" cy="971550"/>
+          <wp:effectExtent l="0" t="0" r="0" b="0"/>
+          <wp:wrapTight wrapText="bothSides">
+            <wp:wrapPolygon edited="0">
+              <wp:start x="9276" y="1694"/>
+              <wp:lineTo x="6294" y="3388"/>
+              <wp:lineTo x="4969" y="5506"/>
+              <wp:lineTo x="4969" y="9318"/>
+              <wp:lineTo x="2982" y="13129"/>
+              <wp:lineTo x="2650" y="16094"/>
+              <wp:lineTo x="4307" y="17788"/>
+              <wp:lineTo x="16896" y="17788"/>
+              <wp:lineTo x="18883" y="16094"/>
+              <wp:lineTo x="18221" y="13553"/>
+              <wp:lineTo x="16233" y="9318"/>
+              <wp:lineTo x="16564" y="6353"/>
+              <wp:lineTo x="14908" y="3388"/>
+              <wp:lineTo x="11926" y="1694"/>
+              <wp:lineTo x="9276" y="1694"/>
+            </wp:wrapPolygon>
+          </wp:wrapTight>
+          <wp:docPr id="699793620" name="Picture 3"/>
+          <wp:cNvGraphicFramePr>
+            <a:graphicFrameLocks xmlns:a="http://schemas.openxmlformats.org/drawingml/2006/main" noChangeAspect="1"/>
+          </wp:cNvGraphicFramePr>
+          <a:graphic xmlns:a="http://schemas.openxmlformats.org/drawingml/2006/main">
+            <a:graphicData uri="http://schemas.openxmlformats.org/drawingml/2006/picture">
+              <pic:pic xmlns:pic="http://schemas.openxmlformats.org/drawingml/2006/picture">
+                <pic:nvPicPr>
+                  <pic:cNvPr id="1673798688" name="Picture 1673798688"/>
+                  <pic:cNvPicPr/>
+                </pic:nvPicPr>
+                <pic:blipFill>
+                  <a:blip r:embed="rId1">
+                    <a:extLst>
+                      <a:ext uri="{28A0092B-C50C-407E-A947-70E740481C1C}">
+                        <a14:useLocalDpi xmlns:a14="http://schemas.microsoft.com/office/drawing/2010/main" val="0"/>
+                      </a:ext>
+                    </a:extLst>
+                  </a:blip>
+                  <a:stretch>
+                    <a:fillRect/>
+                  </a:stretch>
+                </pic:blipFill>
+                <pic:spPr>
+                  <a:xfrm>
+                    <a:off x="0" y="0"/>
+                    <a:ext cx="1242060" cy="971550"/>
+                  </a:xfrm>
+                  <a:prstGeom prst="rect">
+                    <a:avLst/>
+                  </a:prstGeom>
+                  <a:effectLst>
+                    <a:innerShdw blurRad="63500" dist="50800" dir="16200000">
+                      <a:prstClr val="black">
+                        <a:alpha val="50000"/>
+                      </a:prstClr>
+                    </a:innerShdw>
+                  </a:effectLst>
+                </pic:spPr>
+              </pic:pic>
+            </a:graphicData>
+          </a:graphic>
+          <wp14:sizeRelH relativeFrom="margin">
+            <wp14:pctWidth>0</wp14:pctWidth>
+          </wp14:sizeRelH>
+          <wp14:sizeRelV relativeFrom="margin">
+            <wp14:pctHeight>0</wp14:pctHeight>
+          </wp14:sizeRelV>
+        </wp:anchor>
+      </w:drawing>
+    </w:r>
+    <w:r>
+      <w:rPr>
+        <w:noProof/>
+        <w:color w:val="1F497D" w:themeColor="text2"/>
+        <w:sz w:val="44"/>
+        <w:szCs w:val="44"/>
+      </w:rPr>
+      <w:drawing>
+        <wp:anchor distT="0" distB="0" distL="114300" distR="114300" simplePos="0" relativeHeight="251668480" behindDoc="1" locked="0" layoutInCell="1" allowOverlap="1" wp14:anchorId="38C8F50A" wp14:editId="106D524F">
+          <wp:simplePos x="0" y="0"/>
+          <wp:positionH relativeFrom="column">
+            <wp:posOffset>-194945</wp:posOffset>
+          </wp:positionH>
+          <wp:positionV relativeFrom="paragraph">
+            <wp:posOffset>-252095</wp:posOffset>
+          </wp:positionV>
+          <wp:extent cx="699135" cy="699135"/>
+          <wp:effectExtent l="0" t="0" r="5715" b="5715"/>
+          <wp:wrapTight wrapText="bothSides">
+            <wp:wrapPolygon edited="0">
+              <wp:start x="0" y="0"/>
+              <wp:lineTo x="0" y="21188"/>
+              <wp:lineTo x="21188" y="21188"/>
+              <wp:lineTo x="21188" y="0"/>
+              <wp:lineTo x="0" y="0"/>
+            </wp:wrapPolygon>
+          </wp:wrapTight>
+          <wp:docPr id="71918742" name="Picture 16"/>
+          <wp:cNvGraphicFramePr>
+            <a:graphicFrameLocks xmlns:a="http://schemas.openxmlformats.org/drawingml/2006/main" noChangeAspect="1"/>
+          </wp:cNvGraphicFramePr>
+          <a:graphic xmlns:a="http://schemas.openxmlformats.org/drawingml/2006/main">
+            <a:graphicData uri="http://schemas.openxmlformats.org/drawingml/2006/picture">
+              <pic:pic xmlns:pic="http://schemas.openxmlformats.org/drawingml/2006/picture">
+                <pic:nvPicPr>
+                  <pic:cNvPr id="71918742" name="Picture 71918742"/>
+                  <pic:cNvPicPr/>
+                </pic:nvPicPr>
+                <pic:blipFill>
+                  <a:blip r:embed="rId2">
+                    <a:extLst>
+                      <a:ext uri="{28A0092B-C50C-407E-A947-70E740481C1C}">
+                        <a14:useLocalDpi xmlns:a14="http://schemas.microsoft.com/office/drawing/2010/main" val="0"/>
+                      </a:ext>
+                    </a:extLst>
+                  </a:blip>
+                  <a:stretch>
+                    <a:fillRect/>
+                  </a:stretch>
+                </pic:blipFill>
+                <pic:spPr>
+                  <a:xfrm>
+                    <a:off x="0" y="0"/>
+                    <a:ext cx="699135" cy="699135"/>
+                  </a:xfrm>
+                  <a:prstGeom prst="rect">
+                    <a:avLst/>
+                  </a:prstGeom>
+                </pic:spPr>
+              </pic:pic>
+            </a:graphicData>
+          </a:graphic>
+          <wp14:sizeRelH relativeFrom="margin">
+            <wp14:pctWidth>0</wp14:pctWidth>
+          </wp14:sizeRelH>
+          <wp14:sizeRelV relativeFrom="margin">
+            <wp14:pctHeight>0</wp14:pctHeight>
+          </wp14:sizeRelV>
+        </wp:anchor>
+      </w:drawing>
+    </w:r>
+    <w:hyperlink r:id="rId3" w:history="1">
+      <w:r>
+        <w:rPr>
+          <w:rStyle w:val="Hyperlink"/>
+          <w:rFonts w:asciiTheme="minorHAnsi" w:eastAsiaTheme="minorHAnsi" w:hAnsiTheme="minorHAnsi" w:cstheme="minorBidi"/>
+          <w:noProof/>
+          <w:color w:val="1F497D" w:themeColor="text2"/>
+          <w:sz w:val="40"/>
+          <w:szCs w:val="40"/>
+        </w:rPr>
+        <w:t xml:space="preserve">Mostanad </w:t>
+      </w:r>
+      <w:r>
+        <w:rPr>
+          <w:rStyle w:val="Hyperlink"/>
+          <w:rFonts w:asciiTheme="minorHAnsi" w:eastAsiaTheme="minorHAnsi" w:hAnsiTheme="minorHAnsi" w:cstheme="minorBidi"/>
+          <w:noProof/>
+          <w:color w:val="1F497D" w:themeColor="text2"/>
+          <w:sz w:val="40"/>
+          <w:szCs w:val="40"/>
+        </w:rPr>
+        <w:t>A</w:t>
+      </w:r>
+      <w:r>
+        <w:rPr>
+          <w:rStyle w:val="Hyperlink"/>
+          <w:rFonts w:asciiTheme="minorHAnsi" w:eastAsiaTheme="minorHAnsi" w:hAnsiTheme="minorHAnsi" w:cstheme="minorBidi"/>
+          <w:noProof/>
+          <w:color w:val="1F497D" w:themeColor="text2"/>
+          <w:sz w:val="40"/>
+          <w:szCs w:val="40"/>
+        </w:rPr>
+        <w:t xml:space="preserve">cademy | </w:t>
+      </w:r>
+      <w:r>
+        <w:rPr>
+          <w:rStyle w:val="Hyperlink"/>
+          <w:rFonts w:asciiTheme="minorHAnsi" w:eastAsiaTheme="minorHAnsi" w:hAnsiTheme="minorHAnsi" w:cs="Arial"/>
+          <w:noProof/>
+          <w:color w:val="1F497D" w:themeColor="text2"/>
+          <w:sz w:val="40"/>
+          <w:szCs w:val="40"/>
+          <w:rtl/>
+        </w:rPr>
+        <w:t>مستند أكا</w:t>
+      </w:r>
+      <w:r>
+        <w:rPr>
+          <w:rStyle w:val="Hyperlink"/>
+          <w:rFonts w:asciiTheme="minorHAnsi" w:eastAsiaTheme="minorHAnsi" w:hAnsiTheme="minorHAnsi" w:cs="Arial"/>
+          <w:noProof/>
+          <w:color w:val="1F497D" w:themeColor="text2"/>
+          <w:sz w:val="40"/>
+          <w:szCs w:val="40"/>
+          <w:rtl/>
+        </w:rPr>
+        <w:t>د</w:t>
+      </w:r>
+      <w:r>
+        <w:rPr>
+          <w:rStyle w:val="Hyperlink"/>
+          <w:rFonts w:asciiTheme="minorHAnsi" w:eastAsiaTheme="minorHAnsi" w:hAnsiTheme="minorHAnsi" w:cs="Arial"/>
+          <w:noProof/>
+          <w:color w:val="1F497D" w:themeColor="text2"/>
+          <w:sz w:val="40"/>
+          <w:szCs w:val="40"/>
+          <w:rtl/>
+        </w:rPr>
+        <w:t>يمي</w:t>
+      </w:r>
+    </w:hyperlink>
+  </w:p>
   <w:p>
     <w:pPr>
       <w:pStyle w:val="Footer"/>
-      <w:jc w:val="center"/>
+    </w:pPr>
+    <w:r>
       <w:rPr>
         <w:rFonts w:asciiTheme="minorBidi" w:hAnsiTheme="minorBidi"/>
         <w:sz w:val="18"/>
         <w:szCs w:val="18"/>
       </w:rPr>
-    </w:pPr>
+      <w:tab/>
+    </w:r>
+    <w:r>
+      <w:rPr>
+        <w:rFonts w:asciiTheme="minorBidi" w:hAnsiTheme="minorBidi"/>
+        <w:sz w:val="18"/>
+        <w:szCs w:val="18"/>
+      </w:rPr>
+      <w:tab/>
+    </w:r>
   </w:p>
 </w:ftr>
 </file>
@@ -7374,6 +7550,18 @@
       <w:lang w:bidi="ar-SA"/>
     </w:rPr>
   </w:style>
+  <w:style w:type="character" w:styleId="FollowedHyperlink">
+    <w:name w:val="FollowedHyperlink"/>
+    <w:basedOn w:val="DefaultParagraphFont"/>
+    <w:uiPriority w:val="99"/>
+    <w:semiHidden/>
+    <w:unhideWhenUsed/>
+    <w:rsid w:val="00796B36"/>
+    <w:rPr>
+      <w:color w:val="800080" w:themeColor="followedHyperlink"/>
+      <w:u w:val="single"/>
+    </w:rPr>
+  </w:style>
 </w:styles>
 </file>
 
